--- a/tests/corpus/04_fields.docx
+++ b/tests/corpus/04_fields.docx
@@ -6,7 +6,7 @@
       <w:pPr>
         <w:pStyle w:val="Heading1"/>
       </w:pPr>
-      <w:bookmarkStart w:id="0" w:name="_Toc242576474"/>
+      <w:bookmarkStart w:id="0" w:name="_Toc242578860"/>
       <w:r>
         <w:t>Contents</w:t>
       </w:r>
@@ -55,7 +55,7 @@
         <w:rPr>
           <w:noProof/>
         </w:rPr>
-        <w:instrText xml:space="preserve"> PAGEREF _Toc242576474 \h </w:instrText>
+        <w:instrText xml:space="preserve"> PAGEREF _Toc242578860 \h </w:instrText>
       </w:r>
       <w:r>
         <w:rPr>
@@ -115,7 +115,7 @@
         <w:rPr>
           <w:noProof/>
         </w:rPr>
-        <w:instrText xml:space="preserve"> PAGEREF _Toc242576475 \h </w:instrText>
+        <w:instrText xml:space="preserve"> PAGEREF _Toc242578861 \h </w:instrText>
       </w:r>
       <w:r>
         <w:rPr>
@@ -175,7 +175,7 @@
         <w:rPr>
           <w:noProof/>
         </w:rPr>
-        <w:instrText xml:space="preserve"> PAGEREF _Toc242576476 \h </w:instrText>
+        <w:instrText xml:space="preserve"> PAGEREF _Toc242578862 \h </w:instrText>
       </w:r>
       <w:r>
         <w:rPr>
@@ -210,7 +210,7 @@
       <w:pPr>
         <w:pStyle w:val="Heading1"/>
       </w:pPr>
-      <w:bookmarkStart w:id="1" w:name="_Toc242576475"/>
+      <w:bookmarkStart w:id="1" w:name="_Toc242578861"/>
       <w:r>
         <w:t>Chapter One</w:t>
       </w:r>
@@ -253,7 +253,7 @@
       <w:pPr>
         <w:pStyle w:val="Heading1"/>
       </w:pPr>
-      <w:bookmarkStart w:id="2" w:name="_Toc242576476"/>
+      <w:bookmarkStart w:id="2" w:name="_Toc242578862"/>
       <w:r>
         <w:t>Chapter Two</w:t>
       </w:r>
@@ -758,7 +758,7 @@
     <w:link w:val="Heading1Char"/>
     <w:uiPriority w:val="9"/>
     <w:qFormat/>
-    <w:rsid w:val="00646708"/>
+    <w:rsid w:val="00704218"/>
     <w:pPr>
       <w:keepNext/>
       <w:keepLines/>
@@ -781,7 +781,7 @@
     <w:semiHidden/>
     <w:unhideWhenUsed/>
     <w:qFormat/>
-    <w:rsid w:val="00646708"/>
+    <w:rsid w:val="00704218"/>
     <w:pPr>
       <w:keepNext/>
       <w:keepLines/>
@@ -804,7 +804,7 @@
     <w:semiHidden/>
     <w:unhideWhenUsed/>
     <w:qFormat/>
-    <w:rsid w:val="00646708"/>
+    <w:rsid w:val="00704218"/>
     <w:pPr>
       <w:keepNext/>
       <w:keepLines/>
@@ -827,7 +827,7 @@
     <w:semiHidden/>
     <w:unhideWhenUsed/>
     <w:qFormat/>
-    <w:rsid w:val="00646708"/>
+    <w:rsid w:val="00704218"/>
     <w:pPr>
       <w:keepNext/>
       <w:keepLines/>
@@ -850,7 +850,7 @@
     <w:semiHidden/>
     <w:unhideWhenUsed/>
     <w:qFormat/>
-    <w:rsid w:val="00646708"/>
+    <w:rsid w:val="00704218"/>
     <w:pPr>
       <w:keepNext/>
       <w:keepLines/>
@@ -871,7 +871,7 @@
     <w:semiHidden/>
     <w:unhideWhenUsed/>
     <w:qFormat/>
-    <w:rsid w:val="00646708"/>
+    <w:rsid w:val="00704218"/>
     <w:pPr>
       <w:keepNext/>
       <w:keepLines/>
@@ -894,7 +894,7 @@
     <w:semiHidden/>
     <w:unhideWhenUsed/>
     <w:qFormat/>
-    <w:rsid w:val="00646708"/>
+    <w:rsid w:val="00704218"/>
     <w:pPr>
       <w:keepNext/>
       <w:keepLines/>
@@ -915,7 +915,7 @@
     <w:semiHidden/>
     <w:unhideWhenUsed/>
     <w:qFormat/>
-    <w:rsid w:val="00646708"/>
+    <w:rsid w:val="00704218"/>
     <w:pPr>
       <w:keepNext/>
       <w:keepLines/>
@@ -938,7 +938,7 @@
     <w:semiHidden/>
     <w:unhideWhenUsed/>
     <w:qFormat/>
-    <w:rsid w:val="00646708"/>
+    <w:rsid w:val="00704218"/>
     <w:pPr>
       <w:keepNext/>
       <w:keepLines/>
@@ -982,7 +982,7 @@
     <w:basedOn w:val="DefaultParagraphFont"/>
     <w:link w:val="Heading1"/>
     <w:uiPriority w:val="9"/>
-    <w:rsid w:val="00646708"/>
+    <w:rsid w:val="00704218"/>
     <w:rPr>
       <w:rFonts w:asciiTheme="majorHAnsi" w:eastAsiaTheme="majorEastAsia" w:hAnsiTheme="majorHAnsi" w:cstheme="majorBidi"/>
       <w:color w:val="2F5496" w:themeColor="accent1" w:themeShade="BF"/>
@@ -996,7 +996,7 @@
     <w:link w:val="Heading2"/>
     <w:uiPriority w:val="9"/>
     <w:semiHidden/>
-    <w:rsid w:val="00646708"/>
+    <w:rsid w:val="00704218"/>
     <w:rPr>
       <w:rFonts w:asciiTheme="majorHAnsi" w:eastAsiaTheme="majorEastAsia" w:hAnsiTheme="majorHAnsi" w:cstheme="majorBidi"/>
       <w:color w:val="2F5496" w:themeColor="accent1" w:themeShade="BF"/>
@@ -1010,7 +1010,7 @@
     <w:link w:val="Heading3"/>
     <w:uiPriority w:val="9"/>
     <w:semiHidden/>
-    <w:rsid w:val="00646708"/>
+    <w:rsid w:val="00704218"/>
     <w:rPr>
       <w:rFonts w:eastAsiaTheme="majorEastAsia" w:cstheme="majorBidi"/>
       <w:color w:val="2F5496" w:themeColor="accent1" w:themeShade="BF"/>
@@ -1024,7 +1024,7 @@
     <w:link w:val="Heading4"/>
     <w:uiPriority w:val="9"/>
     <w:semiHidden/>
-    <w:rsid w:val="00646708"/>
+    <w:rsid w:val="00704218"/>
     <w:rPr>
       <w:rFonts w:eastAsiaTheme="majorEastAsia" w:cstheme="majorBidi"/>
       <w:i/>
@@ -1038,7 +1038,7 @@
     <w:link w:val="Heading5"/>
     <w:uiPriority w:val="9"/>
     <w:semiHidden/>
-    <w:rsid w:val="00646708"/>
+    <w:rsid w:val="00704218"/>
     <w:rPr>
       <w:rFonts w:eastAsiaTheme="majorEastAsia" w:cstheme="majorBidi"/>
       <w:color w:val="2F5496" w:themeColor="accent1" w:themeShade="BF"/>
@@ -1050,7 +1050,7 @@
     <w:link w:val="Heading6"/>
     <w:uiPriority w:val="9"/>
     <w:semiHidden/>
-    <w:rsid w:val="00646708"/>
+    <w:rsid w:val="00704218"/>
     <w:rPr>
       <w:rFonts w:eastAsiaTheme="majorEastAsia" w:cstheme="majorBidi"/>
       <w:i/>
@@ -1064,7 +1064,7 @@
     <w:link w:val="Heading7"/>
     <w:uiPriority w:val="9"/>
     <w:semiHidden/>
-    <w:rsid w:val="00646708"/>
+    <w:rsid w:val="00704218"/>
     <w:rPr>
       <w:rFonts w:eastAsiaTheme="majorEastAsia" w:cstheme="majorBidi"/>
       <w:color w:val="595959" w:themeColor="text1" w:themeTint="A6"/>
@@ -1076,7 +1076,7 @@
     <w:link w:val="Heading8"/>
     <w:uiPriority w:val="9"/>
     <w:semiHidden/>
-    <w:rsid w:val="00646708"/>
+    <w:rsid w:val="00704218"/>
     <w:rPr>
       <w:rFonts w:eastAsiaTheme="majorEastAsia" w:cstheme="majorBidi"/>
       <w:i/>
@@ -1090,7 +1090,7 @@
     <w:link w:val="Heading9"/>
     <w:uiPriority w:val="9"/>
     <w:semiHidden/>
-    <w:rsid w:val="00646708"/>
+    <w:rsid w:val="00704218"/>
     <w:rPr>
       <w:rFonts w:eastAsiaTheme="majorEastAsia" w:cstheme="majorBidi"/>
       <w:color w:val="272727" w:themeColor="text1" w:themeTint="D8"/>
@@ -1103,7 +1103,7 @@
     <w:link w:val="TitleChar"/>
     <w:uiPriority w:val="10"/>
     <w:qFormat/>
-    <w:rsid w:val="00646708"/>
+    <w:rsid w:val="00704218"/>
     <w:pPr>
       <w:spacing w:after="80" w:line="240" w:lineRule="auto"/>
       <w:contextualSpacing/>
@@ -1121,7 +1121,7 @@
     <w:basedOn w:val="DefaultParagraphFont"/>
     <w:link w:val="Title"/>
     <w:uiPriority w:val="10"/>
-    <w:rsid w:val="00646708"/>
+    <w:rsid w:val="00704218"/>
     <w:rPr>
       <w:rFonts w:asciiTheme="majorHAnsi" w:eastAsiaTheme="majorEastAsia" w:hAnsiTheme="majorHAnsi" w:cstheme="majorBidi"/>
       <w:spacing w:val="-10"/>
@@ -1137,7 +1137,7 @@
     <w:link w:val="SubtitleChar"/>
     <w:uiPriority w:val="11"/>
     <w:qFormat/>
-    <w:rsid w:val="00646708"/>
+    <w:rsid w:val="00704218"/>
     <w:pPr>
       <w:numPr>
         <w:ilvl w:val="1"/>
@@ -1156,7 +1156,7 @@
     <w:basedOn w:val="DefaultParagraphFont"/>
     <w:link w:val="Subtitle"/>
     <w:uiPriority w:val="11"/>
-    <w:rsid w:val="00646708"/>
+    <w:rsid w:val="00704218"/>
     <w:rPr>
       <w:rFonts w:eastAsiaTheme="majorEastAsia" w:cstheme="majorBidi"/>
       <w:color w:val="595959" w:themeColor="text1" w:themeTint="A6"/>
@@ -1172,7 +1172,7 @@
     <w:link w:val="QuoteChar"/>
     <w:uiPriority w:val="29"/>
     <w:qFormat/>
-    <w:rsid w:val="00646708"/>
+    <w:rsid w:val="00704218"/>
     <w:pPr>
       <w:spacing w:before="160"/>
       <w:jc w:val="center"/>
@@ -1188,7 +1188,7 @@
     <w:basedOn w:val="DefaultParagraphFont"/>
     <w:link w:val="Quote"/>
     <w:uiPriority w:val="29"/>
-    <w:rsid w:val="00646708"/>
+    <w:rsid w:val="00704218"/>
     <w:rPr>
       <w:i/>
       <w:iCs/>
@@ -1200,7 +1200,7 @@
     <w:basedOn w:val="Normal"/>
     <w:uiPriority w:val="34"/>
     <w:qFormat/>
-    <w:rsid w:val="00646708"/>
+    <w:rsid w:val="00704218"/>
     <w:pPr>
       <w:ind w:left="720"/>
       <w:contextualSpacing/>
@@ -1211,7 +1211,7 @@
     <w:basedOn w:val="DefaultParagraphFont"/>
     <w:uiPriority w:val="21"/>
     <w:qFormat/>
-    <w:rsid w:val="00646708"/>
+    <w:rsid w:val="00704218"/>
     <w:rPr>
       <w:i/>
       <w:iCs/>
@@ -1225,7 +1225,7 @@
     <w:link w:val="IntenseQuoteChar"/>
     <w:uiPriority w:val="30"/>
     <w:qFormat/>
-    <w:rsid w:val="00646708"/>
+    <w:rsid w:val="00704218"/>
     <w:pPr>
       <w:pBdr>
         <w:top w:val="single" w:sz="4" w:space="10" w:color="2F5496" w:themeColor="accent1" w:themeShade="BF"/>
@@ -1246,7 +1246,7 @@
     <w:basedOn w:val="DefaultParagraphFont"/>
     <w:link w:val="IntenseQuote"/>
     <w:uiPriority w:val="30"/>
-    <w:rsid w:val="00646708"/>
+    <w:rsid w:val="00704218"/>
     <w:rPr>
       <w:i/>
       <w:iCs/>
@@ -1258,7 +1258,7 @@
     <w:basedOn w:val="DefaultParagraphFont"/>
     <w:uiPriority w:val="32"/>
     <w:qFormat/>
-    <w:rsid w:val="00646708"/>
+    <w:rsid w:val="00704218"/>
     <w:rPr>
       <w:b/>
       <w:bCs/>
@@ -1274,7 +1274,7 @@
     <w:autoRedefine/>
     <w:uiPriority w:val="39"/>
     <w:unhideWhenUsed/>
-    <w:rsid w:val="00646708"/>
+    <w:rsid w:val="00704218"/>
     <w:pPr>
       <w:spacing w:after="100"/>
     </w:pPr>
@@ -1284,7 +1284,7 @@
     <w:basedOn w:val="DefaultParagraphFont"/>
     <w:uiPriority w:val="99"/>
     <w:unhideWhenUsed/>
-    <w:rsid w:val="00646708"/>
+    <w:rsid w:val="00704218"/>
     <w:rPr>
       <w:color w:val="0563C1" w:themeColor="hyperlink"/>
       <w:u w:val="single"/>
@@ -1296,7 +1296,7 @@
     <w:uiPriority w:val="99"/>
     <w:semiHidden/>
     <w:unhideWhenUsed/>
-    <w:rsid w:val="00646708"/>
+    <w:rsid w:val="00704218"/>
     <w:rPr>
       <w:color w:val="605E5C"/>
       <w:shd w:val="clear" w:color="auto" w:fill="E1DFDD"/>
@@ -1309,7 +1309,7 @@
     <w:uiPriority w:val="99"/>
     <w:semiHidden/>
     <w:unhideWhenUsed/>
-    <w:rsid w:val="00646708"/>
+    <w:rsid w:val="00704218"/>
     <w:pPr>
       <w:spacing w:after="0" w:line="240" w:lineRule="auto"/>
     </w:pPr>
@@ -1324,7 +1324,7 @@
     <w:link w:val="FootnoteText"/>
     <w:uiPriority w:val="99"/>
     <w:semiHidden/>
-    <w:rsid w:val="00646708"/>
+    <w:rsid w:val="00704218"/>
     <w:rPr>
       <w:sz w:val="20"/>
       <w:szCs w:val="20"/>
@@ -1336,7 +1336,7 @@
     <w:uiPriority w:val="99"/>
     <w:semiHidden/>
     <w:unhideWhenUsed/>
-    <w:rsid w:val="00646708"/>
+    <w:rsid w:val="00704218"/>
     <w:rPr>
       <w:vertAlign w:val="superscript"/>
     </w:rPr>

--- a/tests/corpus/04_fields.docx
+++ b/tests/corpus/04_fields.docx
@@ -6,7 +6,7 @@
       <w:pPr>
         <w:pStyle w:val="Heading1"/>
       </w:pPr>
-      <w:bookmarkStart w:id="0" w:name="_Toc242578860"/>
+      <w:bookmarkStart w:id="0" w:name="_Toc242607596"/>
       <w:r>
         <w:t>Contents</w:t>
       </w:r>
@@ -55,7 +55,7 @@
         <w:rPr>
           <w:noProof/>
         </w:rPr>
-        <w:instrText xml:space="preserve"> PAGEREF _Toc242578860 \h </w:instrText>
+        <w:instrText xml:space="preserve"> PAGEREF _Toc242607596 \h </w:instrText>
       </w:r>
       <w:r>
         <w:rPr>
@@ -115,7 +115,7 @@
         <w:rPr>
           <w:noProof/>
         </w:rPr>
-        <w:instrText xml:space="preserve"> PAGEREF _Toc242578861 \h </w:instrText>
+        <w:instrText xml:space="preserve"> PAGEREF _Toc242607597 \h </w:instrText>
       </w:r>
       <w:r>
         <w:rPr>
@@ -175,7 +175,7 @@
         <w:rPr>
           <w:noProof/>
         </w:rPr>
-        <w:instrText xml:space="preserve"> PAGEREF _Toc242578862 \h </w:instrText>
+        <w:instrText xml:space="preserve"> PAGEREF _Toc242607598 \h </w:instrText>
       </w:r>
       <w:r>
         <w:rPr>
@@ -210,7 +210,7 @@
       <w:pPr>
         <w:pStyle w:val="Heading1"/>
       </w:pPr>
-      <w:bookmarkStart w:id="1" w:name="_Toc242578861"/>
+      <w:bookmarkStart w:id="1" w:name="_Toc242607597"/>
       <w:r>
         <w:t>Chapter One</w:t>
       </w:r>
@@ -253,7 +253,7 @@
       <w:pPr>
         <w:pStyle w:val="Heading1"/>
       </w:pPr>
-      <w:bookmarkStart w:id="2" w:name="_Toc242578862"/>
+      <w:bookmarkStart w:id="2" w:name="_Toc242607598"/>
       <w:r>
         <w:t>Chapter Two</w:t>
       </w:r>
@@ -326,9 +326,6 @@
     <w:p>
       <w:pPr>
         <w:pStyle w:val="FootnoteText"/>
-        <w:rPr>
-          <w:lang w:val="it-IT"/>
-        </w:rPr>
       </w:pPr>
       <w:r>
         <w:rPr>
@@ -337,13 +334,7 @@
         <w:footnoteRef/>
       </w:r>
       <w:r>
-        <w:t xml:space="preserve"> </w:t>
-      </w:r>
-      <w:r>
-        <w:rPr>
-          <w:lang w:val="it-IT"/>
-        </w:rPr>
-        <w:t>This is the footnote text.</w:t>
+        <w:t xml:space="preserve"> This is the footnote text.</w:t>
       </w:r>
     </w:p>
   </w:footnote>
@@ -758,7 +749,7 @@
     <w:link w:val="Heading1Char"/>
     <w:uiPriority w:val="9"/>
     <w:qFormat/>
-    <w:rsid w:val="00704218"/>
+    <w:rsid w:val="00B421BB"/>
     <w:pPr>
       <w:keepNext/>
       <w:keepLines/>
@@ -781,7 +772,7 @@
     <w:semiHidden/>
     <w:unhideWhenUsed/>
     <w:qFormat/>
-    <w:rsid w:val="00704218"/>
+    <w:rsid w:val="00B421BB"/>
     <w:pPr>
       <w:keepNext/>
       <w:keepLines/>
@@ -804,7 +795,7 @@
     <w:semiHidden/>
     <w:unhideWhenUsed/>
     <w:qFormat/>
-    <w:rsid w:val="00704218"/>
+    <w:rsid w:val="00B421BB"/>
     <w:pPr>
       <w:keepNext/>
       <w:keepLines/>
@@ -827,7 +818,7 @@
     <w:semiHidden/>
     <w:unhideWhenUsed/>
     <w:qFormat/>
-    <w:rsid w:val="00704218"/>
+    <w:rsid w:val="00B421BB"/>
     <w:pPr>
       <w:keepNext/>
       <w:keepLines/>
@@ -850,7 +841,7 @@
     <w:semiHidden/>
     <w:unhideWhenUsed/>
     <w:qFormat/>
-    <w:rsid w:val="00704218"/>
+    <w:rsid w:val="00B421BB"/>
     <w:pPr>
       <w:keepNext/>
       <w:keepLines/>
@@ -871,7 +862,7 @@
     <w:semiHidden/>
     <w:unhideWhenUsed/>
     <w:qFormat/>
-    <w:rsid w:val="00704218"/>
+    <w:rsid w:val="00B421BB"/>
     <w:pPr>
       <w:keepNext/>
       <w:keepLines/>
@@ -894,7 +885,7 @@
     <w:semiHidden/>
     <w:unhideWhenUsed/>
     <w:qFormat/>
-    <w:rsid w:val="00704218"/>
+    <w:rsid w:val="00B421BB"/>
     <w:pPr>
       <w:keepNext/>
       <w:keepLines/>
@@ -915,7 +906,7 @@
     <w:semiHidden/>
     <w:unhideWhenUsed/>
     <w:qFormat/>
-    <w:rsid w:val="00704218"/>
+    <w:rsid w:val="00B421BB"/>
     <w:pPr>
       <w:keepNext/>
       <w:keepLines/>
@@ -938,7 +929,7 @@
     <w:semiHidden/>
     <w:unhideWhenUsed/>
     <w:qFormat/>
-    <w:rsid w:val="00704218"/>
+    <w:rsid w:val="00B421BB"/>
     <w:pPr>
       <w:keepNext/>
       <w:keepLines/>
@@ -982,7 +973,7 @@
     <w:basedOn w:val="DefaultParagraphFont"/>
     <w:link w:val="Heading1"/>
     <w:uiPriority w:val="9"/>
-    <w:rsid w:val="00704218"/>
+    <w:rsid w:val="00B421BB"/>
     <w:rPr>
       <w:rFonts w:asciiTheme="majorHAnsi" w:eastAsiaTheme="majorEastAsia" w:hAnsiTheme="majorHAnsi" w:cstheme="majorBidi"/>
       <w:color w:val="2F5496" w:themeColor="accent1" w:themeShade="BF"/>
@@ -996,7 +987,7 @@
     <w:link w:val="Heading2"/>
     <w:uiPriority w:val="9"/>
     <w:semiHidden/>
-    <w:rsid w:val="00704218"/>
+    <w:rsid w:val="00B421BB"/>
     <w:rPr>
       <w:rFonts w:asciiTheme="majorHAnsi" w:eastAsiaTheme="majorEastAsia" w:hAnsiTheme="majorHAnsi" w:cstheme="majorBidi"/>
       <w:color w:val="2F5496" w:themeColor="accent1" w:themeShade="BF"/>
@@ -1010,7 +1001,7 @@
     <w:link w:val="Heading3"/>
     <w:uiPriority w:val="9"/>
     <w:semiHidden/>
-    <w:rsid w:val="00704218"/>
+    <w:rsid w:val="00B421BB"/>
     <w:rPr>
       <w:rFonts w:eastAsiaTheme="majorEastAsia" w:cstheme="majorBidi"/>
       <w:color w:val="2F5496" w:themeColor="accent1" w:themeShade="BF"/>
@@ -1024,7 +1015,7 @@
     <w:link w:val="Heading4"/>
     <w:uiPriority w:val="9"/>
     <w:semiHidden/>
-    <w:rsid w:val="00704218"/>
+    <w:rsid w:val="00B421BB"/>
     <w:rPr>
       <w:rFonts w:eastAsiaTheme="majorEastAsia" w:cstheme="majorBidi"/>
       <w:i/>
@@ -1038,7 +1029,7 @@
     <w:link w:val="Heading5"/>
     <w:uiPriority w:val="9"/>
     <w:semiHidden/>
-    <w:rsid w:val="00704218"/>
+    <w:rsid w:val="00B421BB"/>
     <w:rPr>
       <w:rFonts w:eastAsiaTheme="majorEastAsia" w:cstheme="majorBidi"/>
       <w:color w:val="2F5496" w:themeColor="accent1" w:themeShade="BF"/>
@@ -1050,7 +1041,7 @@
     <w:link w:val="Heading6"/>
     <w:uiPriority w:val="9"/>
     <w:semiHidden/>
-    <w:rsid w:val="00704218"/>
+    <w:rsid w:val="00B421BB"/>
     <w:rPr>
       <w:rFonts w:eastAsiaTheme="majorEastAsia" w:cstheme="majorBidi"/>
       <w:i/>
@@ -1064,7 +1055,7 @@
     <w:link w:val="Heading7"/>
     <w:uiPriority w:val="9"/>
     <w:semiHidden/>
-    <w:rsid w:val="00704218"/>
+    <w:rsid w:val="00B421BB"/>
     <w:rPr>
       <w:rFonts w:eastAsiaTheme="majorEastAsia" w:cstheme="majorBidi"/>
       <w:color w:val="595959" w:themeColor="text1" w:themeTint="A6"/>
@@ -1076,7 +1067,7 @@
     <w:link w:val="Heading8"/>
     <w:uiPriority w:val="9"/>
     <w:semiHidden/>
-    <w:rsid w:val="00704218"/>
+    <w:rsid w:val="00B421BB"/>
     <w:rPr>
       <w:rFonts w:eastAsiaTheme="majorEastAsia" w:cstheme="majorBidi"/>
       <w:i/>
@@ -1090,7 +1081,7 @@
     <w:link w:val="Heading9"/>
     <w:uiPriority w:val="9"/>
     <w:semiHidden/>
-    <w:rsid w:val="00704218"/>
+    <w:rsid w:val="00B421BB"/>
     <w:rPr>
       <w:rFonts w:eastAsiaTheme="majorEastAsia" w:cstheme="majorBidi"/>
       <w:color w:val="272727" w:themeColor="text1" w:themeTint="D8"/>
@@ -1103,7 +1094,7 @@
     <w:link w:val="TitleChar"/>
     <w:uiPriority w:val="10"/>
     <w:qFormat/>
-    <w:rsid w:val="00704218"/>
+    <w:rsid w:val="00B421BB"/>
     <w:pPr>
       <w:spacing w:after="80" w:line="240" w:lineRule="auto"/>
       <w:contextualSpacing/>
@@ -1121,7 +1112,7 @@
     <w:basedOn w:val="DefaultParagraphFont"/>
     <w:link w:val="Title"/>
     <w:uiPriority w:val="10"/>
-    <w:rsid w:val="00704218"/>
+    <w:rsid w:val="00B421BB"/>
     <w:rPr>
       <w:rFonts w:asciiTheme="majorHAnsi" w:eastAsiaTheme="majorEastAsia" w:hAnsiTheme="majorHAnsi" w:cstheme="majorBidi"/>
       <w:spacing w:val="-10"/>
@@ -1137,7 +1128,7 @@
     <w:link w:val="SubtitleChar"/>
     <w:uiPriority w:val="11"/>
     <w:qFormat/>
-    <w:rsid w:val="00704218"/>
+    <w:rsid w:val="00B421BB"/>
     <w:pPr>
       <w:numPr>
         <w:ilvl w:val="1"/>
@@ -1156,7 +1147,7 @@
     <w:basedOn w:val="DefaultParagraphFont"/>
     <w:link w:val="Subtitle"/>
     <w:uiPriority w:val="11"/>
-    <w:rsid w:val="00704218"/>
+    <w:rsid w:val="00B421BB"/>
     <w:rPr>
       <w:rFonts w:eastAsiaTheme="majorEastAsia" w:cstheme="majorBidi"/>
       <w:color w:val="595959" w:themeColor="text1" w:themeTint="A6"/>
@@ -1172,7 +1163,7 @@
     <w:link w:val="QuoteChar"/>
     <w:uiPriority w:val="29"/>
     <w:qFormat/>
-    <w:rsid w:val="00704218"/>
+    <w:rsid w:val="00B421BB"/>
     <w:pPr>
       <w:spacing w:before="160"/>
       <w:jc w:val="center"/>
@@ -1188,7 +1179,7 @@
     <w:basedOn w:val="DefaultParagraphFont"/>
     <w:link w:val="Quote"/>
     <w:uiPriority w:val="29"/>
-    <w:rsid w:val="00704218"/>
+    <w:rsid w:val="00B421BB"/>
     <w:rPr>
       <w:i/>
       <w:iCs/>
@@ -1200,7 +1191,7 @@
     <w:basedOn w:val="Normal"/>
     <w:uiPriority w:val="34"/>
     <w:qFormat/>
-    <w:rsid w:val="00704218"/>
+    <w:rsid w:val="00B421BB"/>
     <w:pPr>
       <w:ind w:left="720"/>
       <w:contextualSpacing/>
@@ -1211,7 +1202,7 @@
     <w:basedOn w:val="DefaultParagraphFont"/>
     <w:uiPriority w:val="21"/>
     <w:qFormat/>
-    <w:rsid w:val="00704218"/>
+    <w:rsid w:val="00B421BB"/>
     <w:rPr>
       <w:i/>
       <w:iCs/>
@@ -1225,7 +1216,7 @@
     <w:link w:val="IntenseQuoteChar"/>
     <w:uiPriority w:val="30"/>
     <w:qFormat/>
-    <w:rsid w:val="00704218"/>
+    <w:rsid w:val="00B421BB"/>
     <w:pPr>
       <w:pBdr>
         <w:top w:val="single" w:sz="4" w:space="10" w:color="2F5496" w:themeColor="accent1" w:themeShade="BF"/>
@@ -1246,7 +1237,7 @@
     <w:basedOn w:val="DefaultParagraphFont"/>
     <w:link w:val="IntenseQuote"/>
     <w:uiPriority w:val="30"/>
-    <w:rsid w:val="00704218"/>
+    <w:rsid w:val="00B421BB"/>
     <w:rPr>
       <w:i/>
       <w:iCs/>
@@ -1258,7 +1249,7 @@
     <w:basedOn w:val="DefaultParagraphFont"/>
     <w:uiPriority w:val="32"/>
     <w:qFormat/>
-    <w:rsid w:val="00704218"/>
+    <w:rsid w:val="00B421BB"/>
     <w:rPr>
       <w:b/>
       <w:bCs/>
@@ -1274,7 +1265,7 @@
     <w:autoRedefine/>
     <w:uiPriority w:val="39"/>
     <w:unhideWhenUsed/>
-    <w:rsid w:val="00704218"/>
+    <w:rsid w:val="00B421BB"/>
     <w:pPr>
       <w:spacing w:after="100"/>
     </w:pPr>
@@ -1284,7 +1275,7 @@
     <w:basedOn w:val="DefaultParagraphFont"/>
     <w:uiPriority w:val="99"/>
     <w:unhideWhenUsed/>
-    <w:rsid w:val="00704218"/>
+    <w:rsid w:val="00B421BB"/>
     <w:rPr>
       <w:color w:val="0563C1" w:themeColor="hyperlink"/>
       <w:u w:val="single"/>
@@ -1296,7 +1287,7 @@
     <w:uiPriority w:val="99"/>
     <w:semiHidden/>
     <w:unhideWhenUsed/>
-    <w:rsid w:val="00704218"/>
+    <w:rsid w:val="00B421BB"/>
     <w:rPr>
       <w:color w:val="605E5C"/>
       <w:shd w:val="clear" w:color="auto" w:fill="E1DFDD"/>
@@ -1309,7 +1300,7 @@
     <w:uiPriority w:val="99"/>
     <w:semiHidden/>
     <w:unhideWhenUsed/>
-    <w:rsid w:val="00704218"/>
+    <w:rsid w:val="00B421BB"/>
     <w:pPr>
       <w:spacing w:after="0" w:line="240" w:lineRule="auto"/>
     </w:pPr>
@@ -1324,7 +1315,7 @@
     <w:link w:val="FootnoteText"/>
     <w:uiPriority w:val="99"/>
     <w:semiHidden/>
-    <w:rsid w:val="00704218"/>
+    <w:rsid w:val="00B421BB"/>
     <w:rPr>
       <w:sz w:val="20"/>
       <w:szCs w:val="20"/>
@@ -1336,7 +1327,7 @@
     <w:uiPriority w:val="99"/>
     <w:semiHidden/>
     <w:unhideWhenUsed/>
-    <w:rsid w:val="00704218"/>
+    <w:rsid w:val="00B421BB"/>
     <w:rPr>
       <w:vertAlign w:val="superscript"/>
     </w:rPr>

--- a/tests/corpus/04_fields.docx
+++ b/tests/corpus/04_fields.docx
@@ -6,7 +6,7 @@
       <w:pPr>
         <w:pStyle w:val="Heading1"/>
       </w:pPr>
-      <w:bookmarkStart w:id="0" w:name="_Toc242607596"/>
+      <w:bookmarkStart w:id="0" w:name="_Toc242608959"/>
       <w:r>
         <w:t>Contents</w:t>
       </w:r>
@@ -55,7 +55,7 @@
         <w:rPr>
           <w:noProof/>
         </w:rPr>
-        <w:instrText xml:space="preserve"> PAGEREF _Toc242607596 \h </w:instrText>
+        <w:instrText xml:space="preserve"> PAGEREF _Toc242608959 \h </w:instrText>
       </w:r>
       <w:r>
         <w:rPr>
@@ -115,7 +115,7 @@
         <w:rPr>
           <w:noProof/>
         </w:rPr>
-        <w:instrText xml:space="preserve"> PAGEREF _Toc242607597 \h </w:instrText>
+        <w:instrText xml:space="preserve"> PAGEREF _Toc242608960 \h </w:instrText>
       </w:r>
       <w:r>
         <w:rPr>
@@ -175,7 +175,7 @@
         <w:rPr>
           <w:noProof/>
         </w:rPr>
-        <w:instrText xml:space="preserve"> PAGEREF _Toc242607598 \h </w:instrText>
+        <w:instrText xml:space="preserve"> PAGEREF _Toc242608961 \h </w:instrText>
       </w:r>
       <w:r>
         <w:rPr>
@@ -210,7 +210,7 @@
       <w:pPr>
         <w:pStyle w:val="Heading1"/>
       </w:pPr>
-      <w:bookmarkStart w:id="1" w:name="_Toc242607597"/>
+      <w:bookmarkStart w:id="1" w:name="_Toc242608960"/>
       <w:r>
         <w:t>Chapter One</w:t>
       </w:r>
@@ -253,7 +253,7 @@
       <w:pPr>
         <w:pStyle w:val="Heading1"/>
       </w:pPr>
-      <w:bookmarkStart w:id="2" w:name="_Toc242607598"/>
+      <w:bookmarkStart w:id="2" w:name="_Toc242608961"/>
       <w:r>
         <w:t>Chapter Two</w:t>
       </w:r>
@@ -749,7 +749,7 @@
     <w:link w:val="Heading1Char"/>
     <w:uiPriority w:val="9"/>
     <w:qFormat/>
-    <w:rsid w:val="00B421BB"/>
+    <w:rsid w:val="00B03B8E"/>
     <w:pPr>
       <w:keepNext/>
       <w:keepLines/>
@@ -772,7 +772,7 @@
     <w:semiHidden/>
     <w:unhideWhenUsed/>
     <w:qFormat/>
-    <w:rsid w:val="00B421BB"/>
+    <w:rsid w:val="00B03B8E"/>
     <w:pPr>
       <w:keepNext/>
       <w:keepLines/>
@@ -795,7 +795,7 @@
     <w:semiHidden/>
     <w:unhideWhenUsed/>
     <w:qFormat/>
-    <w:rsid w:val="00B421BB"/>
+    <w:rsid w:val="00B03B8E"/>
     <w:pPr>
       <w:keepNext/>
       <w:keepLines/>
@@ -818,7 +818,7 @@
     <w:semiHidden/>
     <w:unhideWhenUsed/>
     <w:qFormat/>
-    <w:rsid w:val="00B421BB"/>
+    <w:rsid w:val="00B03B8E"/>
     <w:pPr>
       <w:keepNext/>
       <w:keepLines/>
@@ -841,7 +841,7 @@
     <w:semiHidden/>
     <w:unhideWhenUsed/>
     <w:qFormat/>
-    <w:rsid w:val="00B421BB"/>
+    <w:rsid w:val="00B03B8E"/>
     <w:pPr>
       <w:keepNext/>
       <w:keepLines/>
@@ -862,7 +862,7 @@
     <w:semiHidden/>
     <w:unhideWhenUsed/>
     <w:qFormat/>
-    <w:rsid w:val="00B421BB"/>
+    <w:rsid w:val="00B03B8E"/>
     <w:pPr>
       <w:keepNext/>
       <w:keepLines/>
@@ -885,7 +885,7 @@
     <w:semiHidden/>
     <w:unhideWhenUsed/>
     <w:qFormat/>
-    <w:rsid w:val="00B421BB"/>
+    <w:rsid w:val="00B03B8E"/>
     <w:pPr>
       <w:keepNext/>
       <w:keepLines/>
@@ -906,7 +906,7 @@
     <w:semiHidden/>
     <w:unhideWhenUsed/>
     <w:qFormat/>
-    <w:rsid w:val="00B421BB"/>
+    <w:rsid w:val="00B03B8E"/>
     <w:pPr>
       <w:keepNext/>
       <w:keepLines/>
@@ -929,7 +929,7 @@
     <w:semiHidden/>
     <w:unhideWhenUsed/>
     <w:qFormat/>
-    <w:rsid w:val="00B421BB"/>
+    <w:rsid w:val="00B03B8E"/>
     <w:pPr>
       <w:keepNext/>
       <w:keepLines/>
@@ -973,7 +973,7 @@
     <w:basedOn w:val="DefaultParagraphFont"/>
     <w:link w:val="Heading1"/>
     <w:uiPriority w:val="9"/>
-    <w:rsid w:val="00B421BB"/>
+    <w:rsid w:val="00B03B8E"/>
     <w:rPr>
       <w:rFonts w:asciiTheme="majorHAnsi" w:eastAsiaTheme="majorEastAsia" w:hAnsiTheme="majorHAnsi" w:cstheme="majorBidi"/>
       <w:color w:val="2F5496" w:themeColor="accent1" w:themeShade="BF"/>
@@ -987,7 +987,7 @@
     <w:link w:val="Heading2"/>
     <w:uiPriority w:val="9"/>
     <w:semiHidden/>
-    <w:rsid w:val="00B421BB"/>
+    <w:rsid w:val="00B03B8E"/>
     <w:rPr>
       <w:rFonts w:asciiTheme="majorHAnsi" w:eastAsiaTheme="majorEastAsia" w:hAnsiTheme="majorHAnsi" w:cstheme="majorBidi"/>
       <w:color w:val="2F5496" w:themeColor="accent1" w:themeShade="BF"/>
@@ -1001,7 +1001,7 @@
     <w:link w:val="Heading3"/>
     <w:uiPriority w:val="9"/>
     <w:semiHidden/>
-    <w:rsid w:val="00B421BB"/>
+    <w:rsid w:val="00B03B8E"/>
     <w:rPr>
       <w:rFonts w:eastAsiaTheme="majorEastAsia" w:cstheme="majorBidi"/>
       <w:color w:val="2F5496" w:themeColor="accent1" w:themeShade="BF"/>
@@ -1015,7 +1015,7 @@
     <w:link w:val="Heading4"/>
     <w:uiPriority w:val="9"/>
     <w:semiHidden/>
-    <w:rsid w:val="00B421BB"/>
+    <w:rsid w:val="00B03B8E"/>
     <w:rPr>
       <w:rFonts w:eastAsiaTheme="majorEastAsia" w:cstheme="majorBidi"/>
       <w:i/>
@@ -1029,7 +1029,7 @@
     <w:link w:val="Heading5"/>
     <w:uiPriority w:val="9"/>
     <w:semiHidden/>
-    <w:rsid w:val="00B421BB"/>
+    <w:rsid w:val="00B03B8E"/>
     <w:rPr>
       <w:rFonts w:eastAsiaTheme="majorEastAsia" w:cstheme="majorBidi"/>
       <w:color w:val="2F5496" w:themeColor="accent1" w:themeShade="BF"/>
@@ -1041,7 +1041,7 @@
     <w:link w:val="Heading6"/>
     <w:uiPriority w:val="9"/>
     <w:semiHidden/>
-    <w:rsid w:val="00B421BB"/>
+    <w:rsid w:val="00B03B8E"/>
     <w:rPr>
       <w:rFonts w:eastAsiaTheme="majorEastAsia" w:cstheme="majorBidi"/>
       <w:i/>
@@ -1055,7 +1055,7 @@
     <w:link w:val="Heading7"/>
     <w:uiPriority w:val="9"/>
     <w:semiHidden/>
-    <w:rsid w:val="00B421BB"/>
+    <w:rsid w:val="00B03B8E"/>
     <w:rPr>
       <w:rFonts w:eastAsiaTheme="majorEastAsia" w:cstheme="majorBidi"/>
       <w:color w:val="595959" w:themeColor="text1" w:themeTint="A6"/>
@@ -1067,7 +1067,7 @@
     <w:link w:val="Heading8"/>
     <w:uiPriority w:val="9"/>
     <w:semiHidden/>
-    <w:rsid w:val="00B421BB"/>
+    <w:rsid w:val="00B03B8E"/>
     <w:rPr>
       <w:rFonts w:eastAsiaTheme="majorEastAsia" w:cstheme="majorBidi"/>
       <w:i/>
@@ -1081,7 +1081,7 @@
     <w:link w:val="Heading9"/>
     <w:uiPriority w:val="9"/>
     <w:semiHidden/>
-    <w:rsid w:val="00B421BB"/>
+    <w:rsid w:val="00B03B8E"/>
     <w:rPr>
       <w:rFonts w:eastAsiaTheme="majorEastAsia" w:cstheme="majorBidi"/>
       <w:color w:val="272727" w:themeColor="text1" w:themeTint="D8"/>
@@ -1094,7 +1094,7 @@
     <w:link w:val="TitleChar"/>
     <w:uiPriority w:val="10"/>
     <w:qFormat/>
-    <w:rsid w:val="00B421BB"/>
+    <w:rsid w:val="00B03B8E"/>
     <w:pPr>
       <w:spacing w:after="80" w:line="240" w:lineRule="auto"/>
       <w:contextualSpacing/>
@@ -1112,7 +1112,7 @@
     <w:basedOn w:val="DefaultParagraphFont"/>
     <w:link w:val="Title"/>
     <w:uiPriority w:val="10"/>
-    <w:rsid w:val="00B421BB"/>
+    <w:rsid w:val="00B03B8E"/>
     <w:rPr>
       <w:rFonts w:asciiTheme="majorHAnsi" w:eastAsiaTheme="majorEastAsia" w:hAnsiTheme="majorHAnsi" w:cstheme="majorBidi"/>
       <w:spacing w:val="-10"/>
@@ -1128,7 +1128,7 @@
     <w:link w:val="SubtitleChar"/>
     <w:uiPriority w:val="11"/>
     <w:qFormat/>
-    <w:rsid w:val="00B421BB"/>
+    <w:rsid w:val="00B03B8E"/>
     <w:pPr>
       <w:numPr>
         <w:ilvl w:val="1"/>
@@ -1147,7 +1147,7 @@
     <w:basedOn w:val="DefaultParagraphFont"/>
     <w:link w:val="Subtitle"/>
     <w:uiPriority w:val="11"/>
-    <w:rsid w:val="00B421BB"/>
+    <w:rsid w:val="00B03B8E"/>
     <w:rPr>
       <w:rFonts w:eastAsiaTheme="majorEastAsia" w:cstheme="majorBidi"/>
       <w:color w:val="595959" w:themeColor="text1" w:themeTint="A6"/>
@@ -1163,7 +1163,7 @@
     <w:link w:val="QuoteChar"/>
     <w:uiPriority w:val="29"/>
     <w:qFormat/>
-    <w:rsid w:val="00B421BB"/>
+    <w:rsid w:val="00B03B8E"/>
     <w:pPr>
       <w:spacing w:before="160"/>
       <w:jc w:val="center"/>
@@ -1179,7 +1179,7 @@
     <w:basedOn w:val="DefaultParagraphFont"/>
     <w:link w:val="Quote"/>
     <w:uiPriority w:val="29"/>
-    <w:rsid w:val="00B421BB"/>
+    <w:rsid w:val="00B03B8E"/>
     <w:rPr>
       <w:i/>
       <w:iCs/>
@@ -1191,7 +1191,7 @@
     <w:basedOn w:val="Normal"/>
     <w:uiPriority w:val="34"/>
     <w:qFormat/>
-    <w:rsid w:val="00B421BB"/>
+    <w:rsid w:val="00B03B8E"/>
     <w:pPr>
       <w:ind w:left="720"/>
       <w:contextualSpacing/>
@@ -1202,7 +1202,7 @@
     <w:basedOn w:val="DefaultParagraphFont"/>
     <w:uiPriority w:val="21"/>
     <w:qFormat/>
-    <w:rsid w:val="00B421BB"/>
+    <w:rsid w:val="00B03B8E"/>
     <w:rPr>
       <w:i/>
       <w:iCs/>
@@ -1216,7 +1216,7 @@
     <w:link w:val="IntenseQuoteChar"/>
     <w:uiPriority w:val="30"/>
     <w:qFormat/>
-    <w:rsid w:val="00B421BB"/>
+    <w:rsid w:val="00B03B8E"/>
     <w:pPr>
       <w:pBdr>
         <w:top w:val="single" w:sz="4" w:space="10" w:color="2F5496" w:themeColor="accent1" w:themeShade="BF"/>
@@ -1237,7 +1237,7 @@
     <w:basedOn w:val="DefaultParagraphFont"/>
     <w:link w:val="IntenseQuote"/>
     <w:uiPriority w:val="30"/>
-    <w:rsid w:val="00B421BB"/>
+    <w:rsid w:val="00B03B8E"/>
     <w:rPr>
       <w:i/>
       <w:iCs/>
@@ -1249,7 +1249,7 @@
     <w:basedOn w:val="DefaultParagraphFont"/>
     <w:uiPriority w:val="32"/>
     <w:qFormat/>
-    <w:rsid w:val="00B421BB"/>
+    <w:rsid w:val="00B03B8E"/>
     <w:rPr>
       <w:b/>
       <w:bCs/>
@@ -1265,7 +1265,7 @@
     <w:autoRedefine/>
     <w:uiPriority w:val="39"/>
     <w:unhideWhenUsed/>
-    <w:rsid w:val="00B421BB"/>
+    <w:rsid w:val="00B03B8E"/>
     <w:pPr>
       <w:spacing w:after="100"/>
     </w:pPr>
@@ -1275,7 +1275,7 @@
     <w:basedOn w:val="DefaultParagraphFont"/>
     <w:uiPriority w:val="99"/>
     <w:unhideWhenUsed/>
-    <w:rsid w:val="00B421BB"/>
+    <w:rsid w:val="00B03B8E"/>
     <w:rPr>
       <w:color w:val="0563C1" w:themeColor="hyperlink"/>
       <w:u w:val="single"/>
@@ -1287,7 +1287,7 @@
     <w:uiPriority w:val="99"/>
     <w:semiHidden/>
     <w:unhideWhenUsed/>
-    <w:rsid w:val="00B421BB"/>
+    <w:rsid w:val="00B03B8E"/>
     <w:rPr>
       <w:color w:val="605E5C"/>
       <w:shd w:val="clear" w:color="auto" w:fill="E1DFDD"/>
@@ -1300,7 +1300,7 @@
     <w:uiPriority w:val="99"/>
     <w:semiHidden/>
     <w:unhideWhenUsed/>
-    <w:rsid w:val="00B421BB"/>
+    <w:rsid w:val="00B03B8E"/>
     <w:pPr>
       <w:spacing w:after="0" w:line="240" w:lineRule="auto"/>
     </w:pPr>
@@ -1315,7 +1315,7 @@
     <w:link w:val="FootnoteText"/>
     <w:uiPriority w:val="99"/>
     <w:semiHidden/>
-    <w:rsid w:val="00B421BB"/>
+    <w:rsid w:val="00B03B8E"/>
     <w:rPr>
       <w:sz w:val="20"/>
       <w:szCs w:val="20"/>
@@ -1327,7 +1327,7 @@
     <w:uiPriority w:val="99"/>
     <w:semiHidden/>
     <w:unhideWhenUsed/>
-    <w:rsid w:val="00B421BB"/>
+    <w:rsid w:val="00B03B8E"/>
     <w:rPr>
       <w:vertAlign w:val="superscript"/>
     </w:rPr>
